--- a/일본판/5부/5부_5화_와시오의_마지막_패.docx
+++ b/일본판/5부/5부_5화_와시오의_마지막_패.docx
@@ -115,7 +115,7 @@
           <w:i w:val="0"/>
           <w:sz w:val="22"/>
         </w:rPr>
-        <w:t>先方は、何と。</w:t>
+        <w:t>先方は何と。</w:t>
       </w:r>
     </w:p>
     <w:p>
@@ -161,7 +161,7 @@
           <w:i w:val="0"/>
           <w:sz w:val="22"/>
         </w:rPr>
-        <w:t>……今回は、お連れになれ、ということでございます。</w:t>
+        <w:t>……今回はお連れになれ、ということでございます。</w:t>
       </w:r>
     </w:p>
     <w:p>
@@ -184,7 +184,7 @@
           <w:i w:val="0"/>
           <w:sz w:val="22"/>
         </w:rPr>
-        <w:t>逆に、怖いね。</w:t>
+        <w:t>逆に怖いね。</w:t>
       </w:r>
     </w:p>
     <w:p>
@@ -230,7 +230,7 @@
           <w:i w:val="0"/>
           <w:sz w:val="22"/>
         </w:rPr>
-        <w:t>早い人は、前から用意している人です。(手帳を開く)条件を決めます。一、宇佐美先生が同席する。二、録音は机の上に出して、先方にも断る。三、榊さんは同じ部屋に入る。四、四十分で切る。五、何も受け取らない。お茶は、湯呑みの中身までです。</w:t>
+        <w:t>早い人は前から用意している人です。(手帳を開く)条件を決めます。一、宇佐美先生が同席する。二、録音は机の上に出して、先方にも断る。三、榊さんは同じ部屋に入る。四、四十分で切る。五、何も受け取らない。お茶は湯呑みの中身までです。</w:t>
       </w:r>
     </w:p>
     <w:p>
@@ -253,7 +253,7 @@
           <w:i w:val="0"/>
           <w:sz w:val="22"/>
         </w:rPr>
-        <w:t>録音を机に出すと、話の質が変わりますよ。量は減るが、言葉の格は上がる。</w:t>
+        <w:t>録音を机に出すと、話の質が変わりますよ。量は減るが言葉の格は上がる。</w:t>
       </w:r>
     </w:p>
     <w:p>
@@ -299,7 +299,7 @@
           <w:i w:val="0"/>
           <w:sz w:val="22"/>
         </w:rPr>
-        <w:t>見せたいもの、か、見せたい人か。</w:t>
+        <w:t>見せたいもの、か見せたい人か。</w:t>
       </w:r>
     </w:p>
     <w:p>
@@ -383,7 +383,7 @@
           <w:i w:val="0"/>
           <w:sz w:val="22"/>
         </w:rPr>
-        <w:t>きれいすぎます。ただ、高い落札率と順番は疑いの根拠であって、談合の証拠ではありません。証拠は、合意です。</w:t>
+        <w:t>きれいすぎます。ただ高い落札率と順番は疑いの根拠であって、談合の証拠ではありません。証拠は合意です。</w:t>
       </w:r>
     </w:p>
     <w:p>
@@ -421,7 +421,7 @@
           <w:color w:val="555555"/>
           <w:sz w:val="22"/>
         </w:rPr>
-        <w:t>(電話が鳴る。三浦が出て、小さく頷き、受話器を押さえる。)</w:t>
+        <w:t>(電話が鳴る。三浦が出て小さく頷き、受話器を押さえる。)</w:t>
       </w:r>
     </w:p>
     <w:p>
@@ -482,7 +482,7 @@
           <w:i w:val="0"/>
           <w:sz w:val="22"/>
         </w:rPr>
-        <w:t>「I」の入金のことです。二百四十一件のうち百三十八件が、震災の翌年以降の、概算要求から閣議決定までの時期に集まっております。除染と復旧の予算が付いた年に、水路がもう一本できた。そう読めます。ただ、まだ読みでございます。</w:t>
+        <w:t>「I」の入金のことです。二百四十一件のうち百三十八件が、震災の翌年以降の、概算要求から閣議決定までの時期に集まっております。除染と復旧の予算が付いた年に、水路がもう一本できた。そう読めます。ただまだ読みでございます。</w:t>
       </w:r>
     </w:p>
     <w:p>
@@ -543,7 +543,7 @@
           <w:color w:val="555555"/>
           <w:sz w:val="22"/>
         </w:rPr>
-        <w:t>(真壁は頷いて手帳に書く。「九月三十日　十四時　条件五つ」。榊が横から一行を足す。「湯呑みは、私は結構でございます」。)</w:t>
+        <w:t>(真壁は頷いて手帳に書く。「九月三十日　十四時　条件五つ」。榊が横から一行を足す。「湯呑みは私は結構でございます」。)</w:t>
       </w:r>
     </w:p>
     <w:p>
@@ -596,7 +596,7 @@
           <w:i w:val="0"/>
           <w:sz w:val="22"/>
         </w:rPr>
-        <w:t>追加の公約を一つ申し上げます。公共事業の入札と、国会議員の「口添え」について。(紙を持たずに話す)第一に、議員と秘書が公共調達について行政や発注者に要望を伝えたときは、日時、相手、内容を記録し、十年保存し、公開します。第二に、落札率、参加者、下請の構造を、発注者が毎月公開します。第三に、地元企業を優先する要件は、談合ではなく公開の点数で入れます。地元の人を何人雇ったかを、点にします。</w:t>
+        <w:t>追加の公約を一つ申し上げます。公共事業の入札と、国会議員の「口添え」について。(紙を持たずに話す)第一に議員と秘書が公共調達について行政や発注者に要望を伝えたときは、日時、相手、内容を記録し、十年保存し、公開します。第二に落札率、参加者、下請の構造を、発注者が毎月公開します。第三に地元企業を優先する要件は、談合ではなく公開の点数で入れます。地元の人を何人雇ったかを、点にします。</w:t>
       </w:r>
     </w:p>
     <w:p>
@@ -634,7 +634,7 @@
           <w:i w:val="0"/>
           <w:sz w:val="22"/>
         </w:rPr>
-        <w:t>根拠の条文を読みます。刑法九十六条の六。「偽計若しくは威力を用いて、公の競売又は入札で契約を締結するためのものの公正を害すべき行為をした者は、三年以下の懲役若しくは二百五十万円以下の罰金に処し、又はこれを併科する」。第二項。「公正な価格を害し又は不正な利益を得る目的で、談合した者も、前項と同様とする」。刑罰は、すでにあります。足りないのは、談合の手前で、誰が誰に何を頼んだかが、見えることです。</w:t>
+        <w:t>根拠の条文を読みます。刑法九十六条の六。「偽計若しくは威力を用いて、公の競売又は入札で契約を締結するためのものの公正を害すべき行為をした者は、三年以下の懲役若しくは二百五十万円以下の罰金に処し、又はこれを併科する」。第二項。「公正な価格を害し又は不正な利益を得る目的で、談合した者も、前項と同様とする」。刑罰はすでにあります。足りないのは、談合の手前で、誰が誰に何を頼んだかが、見えることです。</w:t>
       </w:r>
     </w:p>
     <w:p>
@@ -878,7 +878,7 @@
           <w:color w:val="555555"/>
           <w:sz w:val="22"/>
         </w:rPr>
-        <w:t>(森下は答えず、メモ帳を閉じる。会場を出る遼の携帯に、一通。差出人は楢崎。「会長が、拝見したと申しております」。遼は手帳に時刻と名前を書く。)</w:t>
+        <w:t>(森下は答えず、メモ帳を閉じる。会場を出る遼の携帯に、一通。差出人は楢崎。「会長が拝見したと申しております」。遼は手帳に時刻と名前を書く。)</w:t>
       </w:r>
     </w:p>
     <w:p>
@@ -964,7 +964,7 @@
           <w:i w:val="0"/>
           <w:sz w:val="22"/>
         </w:rPr>
-        <w:t>律儀な。去年も、そうでしたかな。</w:t>
+        <w:t>律儀な。去年もそうでしたかな。</w:t>
       </w:r>
     </w:p>
     <w:p>
@@ -987,7 +987,7 @@
           <w:i w:val="0"/>
           <w:sz w:val="22"/>
         </w:rPr>
-        <w:t>去年は、断らずに録りました。今日は断って録ります。</w:t>
+        <w:t>去年は断らずに録りました。今日は断って録ります。</w:t>
       </w:r>
     </w:p>
     <w:p>
@@ -1125,7 +1125,7 @@
           <w:i w:val="0"/>
           <w:sz w:val="22"/>
         </w:rPr>
-        <w:t>弁護士は、証人にはなりません。ただの、目と耳です。</w:t>
+        <w:t>弁護士は証人にはなりません。ただの目と耳です。</w:t>
       </w:r>
     </w:p>
     <w:p>
@@ -1209,7 +1209,7 @@
           <w:i w:val="0"/>
           <w:sz w:val="22"/>
         </w:rPr>
-        <w:t>同じことです。……遼さん。去年の二月、私は「お返事は急ぎません」と申した。一年と八か月。そろそろ、頂戴する頃だと思いましてな。</w:t>
+        <w:t>同じことです。……遼さん。去年の二月、私は「お返事は急ぎません」と申した。一年と八か月。そろそろ頂戴する頃だと思いましてな。</w:t>
       </w:r>
     </w:p>
     <w:p>
@@ -1232,7 +1232,7 @@
           <w:i w:val="0"/>
           <w:sz w:val="22"/>
         </w:rPr>
-        <w:t>お返事なら、三月十七日付の書面で出しました。</w:t>
+        <w:t>お返事なら三月十七日付の書面で出しました。</w:t>
       </w:r>
     </w:p>
     <w:p>
@@ -1255,7 +1255,7 @@
           <w:i w:val="0"/>
           <w:sz w:val="22"/>
         </w:rPr>
-        <w:t>拝見した。「受けません」と書いてあった。(茶を置く)あれは、紙だ。私は、紙とは話さない。</w:t>
+        <w:t>拝見した。「受けません」と書いてあった。(茶を置く)あれは、紙だ。私は紙とは話さない。</w:t>
       </w:r>
     </w:p>
     <w:p>
@@ -1270,7 +1270,7 @@
           <w:color w:val="555555"/>
           <w:sz w:val="22"/>
         </w:rPr>
-        <w:t>(楢崎が一歩下がる。鷲尾は、窓から写真へ、視線を移す。)</w:t>
+        <w:t>(楢崎が一歩下がる。鷲尾は窓から写真へ、視線を移す。)</w:t>
       </w:r>
     </w:p>
     <w:p>
@@ -1293,7 +1293,7 @@
           <w:i w:val="0"/>
           <w:sz w:val="22"/>
         </w:rPr>
-        <w:t>では、私のほうから、新しい話をしましょう。札は、一枚だけです。</w:t>
+        <w:t>では私のほうから、新しい話をしましょう。札は一枚だけです。</w:t>
       </w:r>
     </w:p>
     <w:p>
@@ -1377,7 +1377,7 @@
           <w:i w:val="0"/>
           <w:sz w:val="22"/>
         </w:rPr>
-        <w:t>あの年、公害の裁判で、測定の記録が外に出ましたな。持ち出した男がいた。その後始末を、誰が、どこで、どう引き受けたか。功さんは「預かる」と言い、私は「引き受ける」と言った。預かったのは功さんの名前で、引き受けたのは、私の手です。</w:t>
+        <w:t>あの年、公害の裁判で、測定の記録が外に出ましたな。持ち出した男がいた。その後始末を、誰が、どこでどう引き受けたか。功さんは「預かる」と言い、私は「引き受ける」と言った。預かったのは功さんの名前で、引き受けたのは、私の手です。</w:t>
       </w:r>
     </w:p>
     <w:p>
@@ -1433,7 +1433,7 @@
           <w:i w:val="0"/>
           <w:sz w:val="22"/>
         </w:rPr>
-        <w:t>桐生さんは、お気の毒でした。ご自分の物差しが、最後まで、折れなかった。(間)あなたが先月、帳簿の頁と余白を世間に出した。あの「一九七八年を思う」の六か所。拝見した。よく開けた。だが「思う」としか書いていない。中身を、あなたはまだ、知らない。</w:t>
+        <w:t>桐生さんはお気の毒でした。ご自分の物差しが、最後まで、折れなかった。(間)あなたが先月、帳簿の頁と余白を世間に出した。あの「一九七八年を思う」の六か所。拝見した。よく開けた。だが「思う」としか書いていない。中身をあなたはまだ、知らない。</w:t>
       </w:r>
     </w:p>
     <w:p>
@@ -1456,7 +1456,7 @@
           <w:i w:val="0"/>
           <w:sz w:val="22"/>
         </w:rPr>
-        <w:t>会長は、知っていると。</w:t>
+        <w:t>会長は知っていると。</w:t>
       </w:r>
     </w:p>
     <w:p>
@@ -1479,7 +1479,7 @@
           <w:i w:val="0"/>
           <w:sz w:val="22"/>
         </w:rPr>
-        <w:t>知っているのは、私と、功さんだけだった。功さんは、もういない。</w:t>
+        <w:t>知っているのは、私と功さんだけだった。功さんは、もういない。</w:t>
       </w:r>
     </w:p>
     <w:p>
@@ -1609,7 +1609,7 @@
           <w:i w:val="0"/>
           <w:sz w:val="22"/>
         </w:rPr>
-        <w:t>出ていった先は、遼さんがいちばん知りたがる名前でしょうな。(間)それも、一緒にお渡しする。</w:t>
+        <w:t>出ていった先は、遼さんがいちばん知りたがる名前でしょうな。(間)それも一緒にお渡しする。</w:t>
       </w:r>
     </w:p>
     <w:p>
@@ -1624,7 +1624,7 @@
           <w:color w:val="555555"/>
           <w:sz w:val="22"/>
         </w:rPr>
-        <w:t>(遼は黙って、湯呑みを見る。湯気は細く、まっすぐ。)</w:t>
+        <w:t>(遼は黙って湯呑みを見る。湯気は細くまっすぐ。)</w:t>
       </w:r>
     </w:p>
     <w:p>
@@ -1647,7 +1647,7 @@
           <w:i w:val="0"/>
           <w:sz w:val="22"/>
         </w:rPr>
-        <w:t>倉前さんには、今、手当てをしている。旧潮音会の方々の後援会にも、少しずつ。あなたが「お預かり」と言ってくださるなら、その手当ては、止めます。皆さん、元の席に戻る。……お断りになると、どうなるか。(声を落とさずに)あの動画は、半分が本当だった。残りの半分を本当にする材料は、私の金庫にある。そのとき、世間に説明する人間が必要になる。功さんの名前しか、残らない。</w:t>
+        <w:t>倉前さんには、今、手当てをしている。旧潮音会の方々の後援会にも、少しずつ。あなたが「お預かり」と言ってくださるなら、その手当ては、止めます。皆さん、元の席に戻る。……お断りになると、どうなるか。(声を落とさずに)あの動画は、半分が本当だった。残りの半分を本当にする材料は、私の金庫にある。そのとき世間に説明する人間が必要になる。功さんの名前しか、残らない。</w:t>
       </w:r>
     </w:p>
     <w:p>
@@ -1746,7 +1746,7 @@
           <w:color w:val="555555"/>
           <w:sz w:val="22"/>
         </w:rPr>
-        <w:t>(楢崎が息を詰める。鷲尾は、茶に手を伸ばさない。)</w:t>
+        <w:t>(楢崎が息を詰める。鷲尾は茶に手を伸ばさない。)</w:t>
       </w:r>
     </w:p>
     <w:p>
@@ -1769,7 +1769,7 @@
           <w:i w:val="0"/>
           <w:sz w:val="22"/>
         </w:rPr>
-        <w:t>「預かる」とは、受け取ります、と答えることだと、教わりました。ですから、はっきり答えます。お預かりしません。お返しもしません。去年の私は、「伺いました」と言いました。あれは、答えではありませんでした。</w:t>
+        <w:t>「預かる」とは受け取ります、と答えることだと、教わりました。ですからはっきり答えます。お預かりしません。お返しもしません。去年の私は、「伺いました」と言いました。あれは答えではありませんでした。</w:t>
       </w:r>
     </w:p>
     <w:p>
@@ -1815,7 +1815,7 @@
           <w:i w:val="0"/>
           <w:sz w:val="22"/>
         </w:rPr>
-        <w:t>一九七八年のことは、父の遺族として、父の書いたもので確かめます。会長の言い値では、確かめません。「I」は、記録として読みます。持ち主として受け取りません。それから、倉前さんへの手当ても、旧潮音会の方々の件も、私に頼んで止めていただく筋ではありません。会長が、ご自分でお決めになることです。</w:t>
+        <w:t>一九七八年のことは、父の遺族として、父の書いたもので確かめます。会長の言い値では、確かめません。「I」は記録として読みます。持ち主として受け取りません。それから倉前さんへの手当ても、旧潮音会の方々の件も、私に頼んで止めていただく筋ではありません。会長がご自分でお決めになることです。</w:t>
       </w:r>
     </w:p>
     <w:p>
@@ -1871,7 +1871,7 @@
           <w:i w:val="0"/>
           <w:sz w:val="22"/>
         </w:rPr>
-        <w:t>父は、書きました。余白に、四十八か所。「受取不可」「返せなかった」「一九七八年を思う」。書かない人が、書いた。</w:t>
+        <w:t>父は書きました。余白に四十八か所。「受取不可」「返せなかった」「一九七八年を思う」。書かない人が、書いた。</w:t>
       </w:r>
     </w:p>
     <w:p>
@@ -1894,7 +1894,7 @@
           <w:i w:val="0"/>
           <w:sz w:val="22"/>
         </w:rPr>
-        <w:t>……功さんは、書かない人だった。</w:t>
+        <w:t>……功さんは書かない人だった。</w:t>
       </w:r>
     </w:p>
     <w:p>
@@ -1917,7 +1917,7 @@
           <w:i w:val="0"/>
           <w:sz w:val="22"/>
         </w:rPr>
-        <w:t>書かない人が書いた意味を、僕は、読む側にいます。</w:t>
+        <w:t>書かない人が書いた意味を、僕は読む側にいます。</w:t>
       </w:r>
     </w:p>
     <w:p>
@@ -1955,7 +1955,7 @@
           <w:i w:val="0"/>
           <w:sz w:val="22"/>
         </w:rPr>
-        <w:t>失礼。いまの会長のお話は、お預かり、お返し、後始末という語の並びだけで、具体的な請託の内容は、おっしゃっておられない。ですので、法的な評価は、記録を読んでから、いたします。ただし、公共事業の発注に関わる関与の申し出が含まれていたことは、記録に残ります。</w:t>
+        <w:t>失礼。いまの会長のお話は、お預かり、お返し後始末という語の並びだけで、具体的な請託の内容は、おっしゃっておられない。ですので、法的な評価は、記録を読んでから、いたします。ただし公共事業の発注に関わる関与の申し出が含まれていたことは、記録に残ります。</w:t>
       </w:r>
     </w:p>
     <w:p>
@@ -1978,7 +1978,7 @@
           <w:i w:val="0"/>
           <w:sz w:val="22"/>
         </w:rPr>
-        <w:t>先生は、お優しい言い方をなさる。</w:t>
+        <w:t>先生はお優しい言い方をなさる。</w:t>
       </w:r>
     </w:p>
     <w:p>
@@ -2039,7 +2039,7 @@
           <w:i w:val="0"/>
           <w:sz w:val="22"/>
         </w:rPr>
-        <w:t>四十分です。約束の時間を、少し過ぎました。(機械の停止ボタンを押す。ピ、と音)四十一分六秒です。三日以内に、文字起こしを会長にお送りします。</w:t>
+        <w:t>四十分です。約束の時間を、少し過ぎました。(機械の停止ボタンを押す。ピと音)四十一分六秒です。三日以内に、文字起こしを会長にお送りします。</w:t>
       </w:r>
     </w:p>
     <w:p>
@@ -2062,7 +2062,7 @@
           <w:i w:val="0"/>
           <w:sz w:val="22"/>
         </w:rPr>
-        <w:t>ご丁寧に。……札は、置いていきます。拾うも拾わぬも、あなたの自由だ。ただ、一度置かれた札は、置いた人のものでは、なくなる。</w:t>
+        <w:t>ご丁寧に。……札は置いていきます。拾うも拾わぬも、あなたの自由だ。ただ一度置かれた札は、置いた人のものでは、なくなる。</w:t>
       </w:r>
     </w:p>
     <w:p>
@@ -2085,7 +2085,7 @@
           <w:i w:val="0"/>
           <w:sz w:val="22"/>
         </w:rPr>
-        <w:t>その言葉も、記録に入っています。</w:t>
+        <w:t>その言葉も記録に入っています。</w:t>
       </w:r>
     </w:p>
     <w:p>
@@ -2260,7 +2260,7 @@
           <w:i w:val="0"/>
           <w:sz w:val="22"/>
         </w:rPr>
-        <w:t>そこが、うまい。(湯呑みに手を伸ばさず、紙を見る)恐喝の罪は、害悪の告知が要ります。「名前しか残らない」は告知というより、見通しの形をしている。「材料は私の金庫にある」も、出すとは言っていない。贈賄の申込みも、「お預かりします」と言わせるだけで、金銭の授受の話は、一語も出ていない。</w:t>
+        <w:t>そこがうまい。(湯呑みに手を伸ばさず、紙を見る)恐喝の罪は、害悪の告知が要ります。「名前しか残らない」は告知というより、見通しの形をしている。「材料は私の金庫にある」も出すとは言っていない。贈賄の申込みも、「お預かりします」と言わせるだけで、金銭の授受の話は、一語も出ていない。</w:t>
       </w:r>
     </w:p>
     <w:p>
@@ -2283,7 +2283,7 @@
           <w:i w:val="0"/>
           <w:sz w:val="22"/>
         </w:rPr>
-        <w:t>では、何も、ございませんのか。</w:t>
+        <w:t>では何もございませんのか。</w:t>
       </w:r>
     </w:p>
     <w:p>
@@ -2306,7 +2306,7 @@
           <w:i w:val="0"/>
           <w:sz w:val="22"/>
         </w:rPr>
-        <w:t>あります。「記録に残る」という形で。今日の発言のうち、公共事業の発注に関わる「口添え」と、旧潮音会への資金に触れた部分は、先生が文字起こしと一緒に私の手元に預け、保存します。使うかどうかは、先生が決める。ただし使うのは、会長側が先に何かを出したときだけです。</w:t>
+        <w:t>あります。「記録に残る」という形で。今日の発言のうち、公共事業の発注に関わる「口添え」と旧潮音会への資金に触れた部分は、先生が文字起こしと一緒に私の手元に預け、保存します。使うかどうかは、先生が決める。ただし使うのは、会長側が先に何かを出したときだけです。</w:t>
       </w:r>
     </w:p>
     <w:p>
@@ -2329,7 +2329,7 @@
           <w:i w:val="0"/>
           <w:sz w:val="22"/>
         </w:rPr>
-        <w:t>出しません。まだ。取引の材料にも、しません。ただ、消しもしません。</w:t>
+        <w:t>出しません。まだ。取引の材料にも、しません。ただ消しもしません。</w:t>
       </w:r>
     </w:p>
     <w:p>
@@ -2352,7 +2352,7 @@
           <w:i w:val="0"/>
           <w:sz w:val="22"/>
         </w:rPr>
-        <w:t>それが、いちばん長持ちする。(間)先生、一つ、古い話を。</w:t>
+        <w:t>それがいちばん長持ちする。(間)先生、一つ、古い話を。</w:t>
       </w:r>
     </w:p>
     <w:p>
@@ -2390,7 +2390,7 @@
           <w:i w:val="0"/>
           <w:sz w:val="22"/>
         </w:rPr>
-        <w:t>荘子の斉物論に、朝三暮四という話があります。猿飼いの親爺が、芧の実を与えて「朝に三つ、暮れに四つ」と言うと、猿どもはみな怒った。「では朝に四つ、暮れに三つ」と言うと、みな喜んだ。総数は同じです。(茶を一口、ようやく取る)去年の「封筒」が、今年は「預かり」の形に替わった。名前が替わっただけで、数は同じ。そして、そう言われて喜ぶ側も、いる。</w:t>
+        <w:t>荘子の斉物論に、朝三暮四という話があります。猿飼いの親爺が、芧の実を与えて「朝に三つ暮れに四つ」と言うと、猿どもはみな怒った。「では朝に四つ、暮れに三つ」と言うと、みな喜んだ。総数は同じです。(茶を一口ようやく取る)去年の「封筒」が、今年は「預かり」の形に替わった。名前が替わっただけで、数は同じ。そしてそう言われて喜ぶ側も、いる。</w:t>
       </w:r>
     </w:p>
     <w:p>
@@ -2413,7 +2413,7 @@
           <w:i w:val="0"/>
           <w:sz w:val="22"/>
         </w:rPr>
-        <w:t>「口座」に、「お返し」に、「手当て」。呼び名が、三度替わりました。</w:t>
+        <w:t>「口座」に、「お返し」に、「手当て」。呼び名が三度替わりました。</w:t>
       </w:r>
     </w:p>
     <w:p>
@@ -2436,7 +2436,7 @@
           <w:i w:val="0"/>
           <w:sz w:val="22"/>
         </w:rPr>
-        <w:t>会長は、旧潮音会の方々にも、同じ話をしているんでしょう。朝三と、暮四を。</w:t>
+        <w:t>会長は旧潮音会の方々にも、同じ話をしているんでしょう。朝三と暮四を。</w:t>
       </w:r>
     </w:p>
     <w:p>
@@ -2497,7 +2497,7 @@
           <w:i w:val="0"/>
           <w:sz w:val="22"/>
         </w:rPr>
-        <w:t>ですので、存じません。何も。……ただ、功先生は、秋になりますと、ある夜は決まって灯りを消されませんでした。私がお仕えして、三十年近く。その夜は、秋の初めの、毎年、一度ございました。</w:t>
+        <w:t>ですので、存じません。何も。……ただ功先生は、秋になりますと、ある夜は決まって灯りを消されませんでした。私がお仕えして、三十年近く。その夜は、秋の初めの、毎年、一度ございました。</w:t>
       </w:r>
     </w:p>
     <w:p>
@@ -2543,7 +2543,7 @@
           <w:i w:val="0"/>
           <w:sz w:val="22"/>
         </w:rPr>
-        <w:t>手帳に、つけておりました。(自分の手帳を出す)……九月三十日でございます。功先生は、その日をいつも、何も申さずに、お過ごしでした。</w:t>
+        <w:t>手帳につけておりました。(自分の手帳を出す)……九月三十日でございます。功先生はその日をいつも、何も申さずに、お過ごしでした。</w:t>
       </w:r>
     </w:p>
     <w:p>
@@ -2604,7 +2604,7 @@
           <w:i w:val="0"/>
           <w:sz w:val="22"/>
         </w:rPr>
-        <w:t>さようでございます。偶然では、ございませんでしょう。私も、何も、申しませんでした。(静かに)五階の湯呑みは、手に取りませんでした。取らなくて、よかったと思っております。</w:t>
+        <w:t>さようでございます。偶然ではございませんでしょう。私も何も申しませんでした。(静かに)五階の湯呑みは、手に取りませんでした。取らなくてよかったと思っております。</w:t>
       </w:r>
     </w:p>
     <w:p>
@@ -2619,7 +2619,7 @@
           <w:color w:val="555555"/>
           <w:sz w:val="22"/>
         </w:rPr>
-        <w:t>(三浦が、棚の白い湯呑みに、湯を一杯だけ足す。榊はそれを見るが、手を出さない。煙が、一本。)</w:t>
+        <w:t>(三浦が棚の白い湯呑みに、湯を一杯だけ足す。榊はそれを見るが、手を出さない。煙が一本。)</w:t>
       </w:r>
     </w:p>
     <w:p>
@@ -2649,7 +2649,7 @@
           <w:color w:val="555555"/>
           <w:sz w:val="22"/>
         </w:rPr>
-        <w:t>(2024年10月7日(月)午後七時。汐見の居酒屋「潮彩」二階。長机に浜野、和代、翔太、大城。女将が盆を持って階段を上がる。遼は末席。窓の外は、先週より一段、冷えた風。)</w:t>
+        <w:t>(2024年10月7日(月)午後七時。汐見の居酒屋「潮彩」二階。長机に浜野、和代、翔太、大城。女将が盆を持って階段を上がる。遼は末席。窓の外は先週より一段、冷えた風。)</w:t>
       </w:r>
     </w:p>
     <w:p>
@@ -2733,7 +2733,7 @@
           <w:i w:val="0"/>
           <w:sz w:val="22"/>
         </w:rPr>
-        <w:t>七月の船検査で、通ったんだもんね。……さ、飲みなさい。</w:t>
+        <w:t>七月の船検査で、通ったんだもんね。……さ飲みなさい。</w:t>
       </w:r>
     </w:p>
     <w:p>
@@ -2748,7 +2748,7 @@
           <w:color w:val="555555"/>
           <w:sz w:val="22"/>
         </w:rPr>
-        <w:t>(翔太は両手で湯呑みを持つ。しばらく、飲まない。)</w:t>
+        <w:t>(翔太は両手で湯呑みを持つ。しばらく飲まない。)</w:t>
       </w:r>
     </w:p>
     <w:p>
@@ -2771,7 +2771,7 @@
           <w:i w:val="0"/>
           <w:sz w:val="22"/>
         </w:rPr>
-        <w:t>おれ、この話、前に言わなかった。……除染の現場で、去年の夏、三か月、日当一万四千円もらった。休漁のあいだの日雇いで。あれは、第四工区の、鷲尾の下請けの、そのまた下請けだった。</w:t>
+        <w:t>おれこの話、前に言わなかった。……除染の現場で、去年の夏、三か月、日当一万四千円もらった。休漁のあいだの日雇いで。あれは第四工区の、鷲尾の下請けの、そのまた下請けだった。</w:t>
       </w:r>
     </w:p>
     <w:p>
@@ -2886,7 +2886,7 @@
           <w:i w:val="0"/>
           <w:sz w:val="22"/>
         </w:rPr>
-        <w:t>談合がなくなったら、おれの日当は、どうなるんですか。先生の公約は、正しいと思う。地元の金が、地元に落ちるようになってたのも、本当は談合のおかげだったって、母ちゃんが、言ってた。あの金は、おれの日当になる前に、三つ抜かれてた。三つ。それも分かってる。(間)分かってて、日当は、もらった。</w:t>
+        <w:t>談合がなくなったら、おれの日当は、どうなるんですか。先生の公約は、正しいと思う。地元の金が、地元に落ちるようになってたのも、本当は談合のおかげだったって、母ちゃんが、言ってた。あの金はおれの日当になる前に、三つ抜かれてた。三つ。それも分かってる。(間)分かってて、日当は、もらった。</w:t>
       </w:r>
     </w:p>
     <w:p>
@@ -2901,7 +2901,7 @@
           <w:color w:val="555555"/>
           <w:sz w:val="22"/>
         </w:rPr>
-        <w:t>(誰もすぐには返さない。大城が、湯呑みの縁に指を置く。)</w:t>
+        <w:t>(誰もすぐには返さない。大城が湯呑みの縁に指を置く。)</w:t>
       </w:r>
     </w:p>
     <w:p>
@@ -2924,7 +2924,7 @@
           <w:i w:val="0"/>
           <w:sz w:val="22"/>
         </w:rPr>
-        <w:t>談合は、地元に仕事を落とす仕組みでもありました。そこを認めたうえで、壊さなければ、壊したあとで、また誰かが倒れます。</w:t>
+        <w:t>談合は地元に仕事を落とす仕組みでもありました。そこを認めたうえで、壊さなければ、壊したあとで、また誰かが倒れます。</w:t>
       </w:r>
     </w:p>
     <w:p>
@@ -2947,7 +2947,7 @@
           <w:i w:val="0"/>
           <w:sz w:val="22"/>
         </w:rPr>
-        <w:t>認めます。ですから、公約の三つ目に、地元の雇用要件を、公開の点数で入れました。雇った人数を、点にする。抜かれる額も、公開する。</w:t>
+        <w:t>認めます。ですから公約の三つ目に、地元の雇用要件を、公開の点数で入れました。雇った人数を、点にする。抜かれる額も、公開する。</w:t>
       </w:r>
     </w:p>
     <w:p>
@@ -2970,7 +2970,7 @@
           <w:i w:val="0"/>
           <w:sz w:val="22"/>
         </w:rPr>
-        <w:t>本当に、効く?</w:t>
+        <w:t>本当に効く?</w:t>
       </w:r>
     </w:p>
     <w:p>
@@ -2993,7 +2993,7 @@
           <w:i w:val="0"/>
           <w:sz w:val="22"/>
         </w:rPr>
-        <w:t>効く、とは、言えません。効くまでに、一回は、仕事が減る人が出ます。先に言っておきます。</w:t>
+        <w:t>効くとは言えません。効くまでに、一回は仕事が減る人が出ます。先に言っておきます。</w:t>
       </w:r>
     </w:p>
     <w:p>
@@ -3046,7 +3046,7 @@
           <w:color w:val="555555"/>
           <w:sz w:val="22"/>
         </w:rPr>
-        <w:t>(笑いが、小さく起こる。)</w:t>
+        <w:t>(笑いが小さく起こる。)</w:t>
       </w:r>
     </w:p>
     <w:p>
@@ -3115,7 +3115,7 @@
           <w:i w:val="0"/>
           <w:sz w:val="22"/>
         </w:rPr>
-        <w:t>ほんなら、一つだけ、決めろ。壊すのは、おめえ。直すのは、おら達だ。壊すだけ壊して、直さねえで、東京さ帰るな。</w:t>
+        <w:t>ほんなら一つだけ、決めろ。壊すのは、おめえ。直すのは、おら達だ。壊すだけ壊して、直さねえで、東京さ帰るな。</w:t>
       </w:r>
     </w:p>
     <w:p>
@@ -3138,7 +3138,7 @@
           <w:i w:val="0"/>
           <w:sz w:val="22"/>
         </w:rPr>
-        <w:t>汐見に、ずっといます。議員ではなくなっても。</w:t>
+        <w:t>汐見にずっといます。議員ではなくなっても。</w:t>
       </w:r>
     </w:p>
     <w:p>
@@ -3161,7 +3161,7 @@
           <w:i w:val="0"/>
           <w:sz w:val="22"/>
         </w:rPr>
-        <w:t>約束は、いらねえ。見でっから。</w:t>
+        <w:t>約束はいらねえ。見でっから。</w:t>
       </w:r>
     </w:p>
     <w:p>
@@ -3268,7 +3268,7 @@
           <w:color w:val="555555"/>
           <w:sz w:val="22"/>
         </w:rPr>
-        <w:t>(大城が、少しだけ笑う。)</w:t>
+        <w:t>(大城が少しだけ笑う。)</w:t>
       </w:r>
     </w:p>
     <w:p>
@@ -3291,7 +3291,7 @@
           <w:i w:val="0"/>
           <w:sz w:val="22"/>
         </w:rPr>
-        <w:t>皮は、前から、薄いほうです。</w:t>
+        <w:t>皮は前から薄いほうです。</w:t>
       </w:r>
     </w:p>
     <w:p>
@@ -3428,7 +3428,7 @@
           <w:i w:val="0"/>
           <w:sz w:val="22"/>
         </w:rPr>
-        <w:t>先週は、八、七、二十六でした。</w:t>
+        <w:t>先週は八、七、二十六でした。</w:t>
       </w:r>
     </w:p>
     <w:p>
@@ -3451,7 +3451,7 @@
           <w:i w:val="0"/>
           <w:sz w:val="22"/>
         </w:rPr>
-        <w:t>数えているのか。……一人が、動いた。鷲尾の役員名義で、その者の後援会に、月五万円ずつ、来るようになった。十二ある私の昔の後援会筋のうち、受けたのは三つ。断ったのは、私を含めて九つだ。</w:t>
+        <w:t>数えているのか。……一人が動いた。鷲尾の役員名義で、その者の後援会に、月五万円ずつ、来るようになった。十二ある私の昔の後援会筋のうち、受けたのは三つ。断ったのは、私を含めて九つだ。</w:t>
       </w:r>
     </w:p>
     <w:p>
@@ -3497,7 +3497,7 @@
           <w:i w:val="0"/>
           <w:sz w:val="22"/>
         </w:rPr>
-        <w:t>私は、六の側に入れておけ。ただし票は約束せん。私は、個人として書いた。それ以上は、書かん。</w:t>
+        <w:t>私は六の側に入れておけ。ただし票は約束せん。私は個人として書いた。それ以上は、書かん。</w:t>
       </w:r>
     </w:p>
     <w:p>
@@ -3512,7 +3512,7 @@
           <w:color w:val="555555"/>
           <w:sz w:val="22"/>
         </w:rPr>
-        <w:t>(三浦が、盆に紙コップではなく、湯呑みを置く。大関はそれをじっと見てから、一口だけ飲む。)</w:t>
+        <w:t>(三浦が盆に紙コップではなく、湯呑みを置く。大関はそれをじっと見てから、一口だけ飲む。)</w:t>
       </w:r>
     </w:p>
     <w:p>
@@ -3581,7 +3581,7 @@
           <w:i w:val="0"/>
           <w:sz w:val="22"/>
         </w:rPr>
-        <w:t>功さんが、そんな茶を飲んでいた。(間)昭和五十三年の秋のことだ。覚えている。鷲尾が功さんを訪ねて、思い詰めた顔で、部屋に入った。私は書記だった。廊下で待たされた。四十年前と、八月に言ったが、正確には四十六年前だ。</w:t>
+        <w:t>功さんがそんな茶を飲んでいた。(間)昭和五十三年の秋のことだ。覚えている。鷲尾が功さんを訪ねて、思い詰めた顔で、部屋に入った。私は書記だった。廊下で待たされた。四十年前と、八月に言ったが、正確には四十六年前だ。</w:t>
       </w:r>
     </w:p>
     <w:p>
@@ -3604,7 +3604,7 @@
           <w:i w:val="0"/>
           <w:sz w:val="22"/>
         </w:rPr>
-        <w:t>何を、話していたか。</w:t>
+        <w:t>何を話していたか。</w:t>
       </w:r>
     </w:p>
     <w:p>
@@ -3627,7 +3627,7 @@
           <w:i w:val="0"/>
           <w:sz w:val="22"/>
         </w:rPr>
-        <w:t>知らん。廊下で待たされた記憶だけが、ある。出てきた功さんが、私に言った。「大関さん、これからは、私に何か頼まれたときは、一人で来てください」と。あの言葉は、あの日から始まった。(杖に両手を置く)あれが「預かる」の、始まりだったのかもしれん。</w:t>
+        <w:t>知らん。廊下で待たされた記憶だけが、ある。出てきた功さんが、私に言った。「大関さん、これからは、私に何か頼まれたときは、一人で来てください」と。あの言葉は、あの日から始まった。(杖に両手を置く)あれが「預かる」の始まりだったのかもしれん。</w:t>
       </w:r>
     </w:p>
     <w:p>
@@ -3642,7 +3642,7 @@
           <w:color w:val="555555"/>
           <w:sz w:val="22"/>
         </w:rPr>
-        <w:t>(部屋が静かになる。灯が、紙の端を握り直す。)</w:t>
+        <w:t>(部屋が静かになる。灯が紙の端を握り直す。)</w:t>
       </w:r>
     </w:p>
     <w:p>
@@ -3665,7 +3665,7 @@
           <w:i w:val="0"/>
           <w:sz w:val="22"/>
         </w:rPr>
-        <w:t>今日の話は、手帳に、日時と名前を。いいですか。</w:t>
+        <w:t>今日の話は、手帳に日時と名前を。いいですか。</w:t>
       </w:r>
     </w:p>
     <w:p>
@@ -3711,7 +3711,7 @@
           <w:i w:val="0"/>
           <w:sz w:val="22"/>
         </w:rPr>
-        <w:t>動いた方に、僕から連絡はしません。頼み方は、父がしたものとは、違う形にします。負けるかもしれません。</w:t>
+        <w:t>動いた方に、僕から連絡はしません。頼み方は父がしたものとは、違う形にします。負けるかもしれません。</w:t>
       </w:r>
     </w:p>
     <w:p>
@@ -3757,7 +3757,7 @@
           <w:i w:val="0"/>
           <w:sz w:val="22"/>
         </w:rPr>
-        <w:t>負けるかもしれません。ただ、負けたときに、誰にも「あの人に頼まれた」と言われない負け方をします。</w:t>
+        <w:t>負けるかもしれません。ただ負けたときに、誰にも「あの人に頼まれた」と言われない負け方をします。</w:t>
       </w:r>
     </w:p>
     <w:p>
@@ -3790,7 +3790,7 @@
           <w:i w:val="0"/>
           <w:sz w:val="22"/>
         </w:rPr>
-        <w:t>……三度通われた私が、四度目は通う側か。(杖を持って立つ)私は、書記のままでいい。それだけは、伝えた。</w:t>
+        <w:t>……三度通われた私が、四度目は通う側か。(杖を持って立つ)私は書記のままでいい。それだけは、伝えた。</w:t>
       </w:r>
     </w:p>
     <w:p>
@@ -3805,7 +3805,7 @@
           <w:color w:val="555555"/>
           <w:sz w:val="22"/>
         </w:rPr>
-        <w:t>(大関が出ていく。榊が深く頭を下げる。扉が閉まったあと、三浦が、飲み残しの湯呑みを、両手で盆に戻す。)</w:t>
+        <w:t>(大関が出ていく。榊が深く頭を下げる。扉が閉まったあと、三浦が飲み残しの湯呑みを、両手で盆に戻す。)</w:t>
       </w:r>
     </w:p>
     <w:p>
@@ -3904,7 +3904,7 @@
           <w:i w:val="0"/>
           <w:sz w:val="22"/>
         </w:rPr>
-        <w:t>官邸のお立場では、お聞きになれない話です。ですから、僕の手帳を、僕が読みます。</w:t>
+        <w:t>官邸のお立場では、お聞きになれない話です。ですから僕の手帳を、僕が読みます。</w:t>
       </w:r>
     </w:p>
     <w:p>
@@ -3927,7 +3927,7 @@
           <w:i w:val="0"/>
           <w:sz w:val="22"/>
         </w:rPr>
-        <w:t>それなら、聞きます。聞いて、忘れる。</w:t>
+        <w:t>それなら聞きます。聞いて忘れる。</w:t>
       </w:r>
     </w:p>
     <w:p>
@@ -4021,7 +4021,7 @@
           <w:i w:val="0"/>
           <w:sz w:val="22"/>
         </w:rPr>
-        <w:t>私は、昭和五十三年に、八歳でした。</w:t>
+        <w:t>私は昭和五十三年に、八歳でした。</w:t>
       </w:r>
     </w:p>
     <w:p>
@@ -4067,7 +4067,7 @@
           <w:i w:val="0"/>
           <w:sz w:val="22"/>
         </w:rPr>
-        <w:t>八歳の子供が、覚えているのは、金額ではありません。月に一度、同じ日に、母が、台所の戸口で、封筒を受け取る、背中の角度です。(間)昔話です。遼さん。あなたに聞かれてもいない、ただの昔話です。</w:t>
+        <w:t>八歳の子供が、覚えているのは、金額ではありません。月に一度、同じ日に、母が台所の戸口で、封筒を受け取る、背中の角度です。(間)昔話です。遼さん。あなたに聞かれてもいない、ただの昔話です。</w:t>
       </w:r>
     </w:p>
     <w:p>
@@ -4136,7 +4136,7 @@
           <w:i w:val="0"/>
           <w:sz w:val="22"/>
         </w:rPr>
-        <w:t>箱は、まだ開けていません。桐生先生の一九七八年の書類は、事務所の引き出しに、箱のままです。父は「開けるのは、お前が決めてからだ」と。</w:t>
+        <w:t>箱はまだ開けていません。桐生先生の一九七八年の書類は、事務所の引き出しに、箱のままです。父は「開けるのは、お前が決めてからだ」と。</w:t>
       </w:r>
     </w:p>
     <w:p>
@@ -4159,7 +4159,7 @@
           <w:i w:val="0"/>
           <w:sz w:val="22"/>
         </w:rPr>
-        <w:t>決めてから、でしたね。(外套の肩に、手を置く)今日のあなたの「お断りします」は、正しい。あの札は、受け取った者が持ち主になる札です。持ち主になった瞬間から、持ち主の口は、閉じる。閉じた口の持ち主を、世間は、共犯と呼びます。</w:t>
+        <w:t>決めてからでしたね。(外套の肩に、手を置く)今日のあなたの「お断りします」は、正しい。あの札は受け取った者が持ち主になる札です。持ち主になった瞬間から、持ち主の口は、閉じる。閉じた口の持ち主を、世間は共犯と呼びます。</w:t>
       </w:r>
     </w:p>
     <w:p>
@@ -4182,7 +4182,7 @@
           <w:i w:val="0"/>
           <w:sz w:val="22"/>
         </w:rPr>
-        <w:t>会長は、持ち主を、探している。</w:t>
+        <w:t>会長は持ち主を、探している。</w:t>
       </w:r>
     </w:p>
     <w:p>
@@ -4251,7 +4251,7 @@
           <w:i w:val="0"/>
           <w:sz w:val="22"/>
         </w:rPr>
-        <w:t>公約の「記録」と「公開」は、その人が出てくる扉になります。ただし扉は、開けた人を、守りません。守る手は、あなたが先に、用意してください。私の立場では、これ以上は、申し上げられない。</w:t>
+        <w:t>公約の「記録」と「公開」はその人が出てくる扉になります。ただし扉は、開けた人を、守りません。守る手はあなたが先に、用意してください。私の立場では、これ以上は、申し上げられない。</w:t>
       </w:r>
     </w:p>
     <w:p>
@@ -4266,7 +4266,7 @@
           <w:color w:val="555555"/>
           <w:sz w:val="22"/>
         </w:rPr>
-        <w:t>(神崎が立つ。外套に袖を通しながら、ふと、棚の端の白い湯呑みに、目を止める。)</w:t>
+        <w:t>(神崎が立つ。外套に袖を通しながら、ふと棚の端の白い湯呑みに、目を止める。)</w:t>
       </w:r>
     </w:p>
     <w:p>
@@ -4312,7 +4312,7 @@
           <w:i w:val="0"/>
           <w:sz w:val="22"/>
         </w:rPr>
-        <w:t>まだです。五階でも、手に取りませんでした。</w:t>
+        <w:t>まだです。五階でも手に取りませんでした。</w:t>
       </w:r>
     </w:p>
     <w:p>
@@ -4335,7 +4335,7 @@
           <w:i w:val="0"/>
           <w:sz w:val="22"/>
         </w:rPr>
-        <w:t>長いな。……だが、いい長さです。</w:t>
+        <w:t>長いな。……だがいい長さです。</w:t>
       </w:r>
     </w:p>
     <w:p>
@@ -4350,7 +4350,7 @@
           <w:color w:val="555555"/>
           <w:sz w:val="22"/>
         </w:rPr>
-        <w:t>(扉が閉まる。三浦が、湯呑みを片付けに入ってくる。神崎の湯呑みは、一口も減っていない。)</w:t>
+        <w:t>(扉が閉まる。三浦が湯呑みを片付けに入ってくる。神崎の湯呑みは、一口も減っていない。)</w:t>
       </w:r>
     </w:p>
     <w:p>
@@ -4449,7 +4449,7 @@
           <w:i w:val="0"/>
           <w:sz w:val="22"/>
         </w:rPr>
-        <w:t>あの人は、言えなかった人です。(湯呑みを両手で持つ)言えなかったことを、あなたは言えた。それだけで、今日は、いいことにしなさい。</w:t>
+        <w:t>あの人は言えなかった人です。(湯呑みを両手で持つ)言えなかったことを、あなたは言えた。それだけで、今日はいいことにしなさい。</w:t>
       </w:r>
     </w:p>
     <w:p>
@@ -4495,7 +4495,7 @@
           <w:i w:val="0"/>
           <w:sz w:val="22"/>
         </w:rPr>
-        <w:t>鷲尾さんは、功の葬儀にも来ました。順番の、いちばん最後に。焼香だけして、何も言わずに。(間)あの年の秋を、私は覚えています。毎晩、書斎の灯りが、いつもより一つ多く点いていた。それだけです。聞かないのが、私の仕事ですから。</w:t>
+        <w:t>鷲尾さんは、功の葬儀にも来ました。順番のいちばん最後に。焼香だけして、何も言わずに。(間)あの年の秋を、私は覚えています。毎晩、書斎の灯りが、いつもより一つ多く点いていた。それだけです。聞かないのが、私の仕事ですから。</w:t>
       </w:r>
     </w:p>
     <w:p>
@@ -4518,7 +4518,7 @@
           <w:i w:val="0"/>
           <w:sz w:val="22"/>
         </w:rPr>
-        <w:t>鍵は、まだ。</w:t>
+        <w:t>鍵はまだ。</w:t>
       </w:r>
     </w:p>
     <w:p>
@@ -4541,7 +4541,7 @@
           <w:i w:val="0"/>
           <w:sz w:val="22"/>
         </w:rPr>
-        <w:t>決めたら、言いなさい。三人で。(窓のほうを見る)一人欠けたら、来ない約束でしたね。</w:t>
+        <w:t>決めたら言いなさい。三人で。(窓のほうを見る)一人欠けたら、来ない約束でしたね。</w:t>
       </w:r>
     </w:p>
     <w:p>
@@ -4556,7 +4556,7 @@
           <w:color w:val="555555"/>
           <w:sz w:val="22"/>
         </w:rPr>
-        <w:t>(夜、午後十時四十一分。シオミ事務所の鉄瓶の前に、一人残った遼の携帯が、一度だけ震える。画面に、相沢。)</w:t>
+        <w:t>(夜、午後十時四十一分。シオミ事務所の鉄瓶の前に、一人残った遼の携帯が、一度だけ震える。画面に相沢。)</w:t>
       </w:r>
     </w:p>
     <w:p>
